--- a/Content/Arena/All Arenas/5-educational-app-children/Original Documents/一周搭建儿童教育趣味应用Demo.docx
+++ b/Content/Arena/All Arenas/5-educational-app-children/Original Documents/一周搭建儿童教育趣味应用Demo.docx
@@ -1178,14 +1178,14 @@
                 <w:rFonts w:eastAsia="等线" w:ascii="Arial" w:cs="Arial" w:hAnsi="Arial"/>
                 <w:sz w:val="22"/>
               </w:rPr>
-              <w:t>GLM-4.7(by 智谱) GitHub：</w:t>
-            </w:r>
-            <w:r>
-              <w:rPr>
-                <w:rFonts w:eastAsia="等线" w:ascii="Arial" w:cs="Arial" w:hAnsi="Arial"/>
-                <w:sz w:val="22"/>
-              </w:rPr>
-              <w:t>https://github.com/zai-org/GLM-4.5</w:t>
+              <w:t>GLM-5(by 智谱) GitHub：</w:t>
+            </w:r>
+            <w:r>
+              <w:rPr>
+                <w:rFonts w:eastAsia="等线" w:ascii="Arial" w:cs="Arial" w:hAnsi="Arial"/>
+                <w:sz w:val="22"/>
+              </w:rPr>
+              <w:t>https://github.com/zai-org/GLM-5</w:t>
             </w:r>
           </w:p>
           <w:p>
@@ -1236,7 +1236,7 @@
                 <w:rFonts w:eastAsia="等线" w:ascii="Arial" w:cs="Arial" w:hAnsi="Arial"/>
                 <w:sz w:val="22"/>
               </w:rPr>
-              <w:t>最近更新：2026-02-02</w:t>
+              <w:t>最近更新：2026-03-10</w:t>
             </w:r>
           </w:p>
           <w:p>
@@ -1253,7 +1253,7 @@
                 <w:rFonts w:eastAsia="等线" w:ascii="Arial" w:cs="Arial" w:hAnsi="Arial"/>
                 <w:sz w:val="22"/>
               </w:rPr>
-              <w:t>最近审阅：2026-02-02</w:t>
+              <w:t>最近审阅：2026-03-10</w:t>
             </w:r>
           </w:p>
         </w:tc>
@@ -1365,7 +1365,7 @@
 
 <file path=word/numbering.xml><?xml version="1.0" encoding="utf-8"?>
 <w:numbering xmlns:w="http://schemas.openxmlformats.org/wordprocessingml/2006/main">
-  <w:abstractNum w:abstractNumId="70200">
+  <w:abstractNum w:abstractNumId="882647">
     <w:lvl>
       <w:numFmt w:val="bullet"/>
       <w:suff w:val="tab"/>
@@ -1375,7 +1375,7 @@
       </w:rPr>
     </w:lvl>
   </w:abstractNum>
-  <w:abstractNum w:abstractNumId="70201">
+  <w:abstractNum w:abstractNumId="882648">
     <w:lvl>
       <w:numFmt w:val="bullet"/>
       <w:suff w:val="tab"/>
@@ -1385,7 +1385,7 @@
       </w:rPr>
     </w:lvl>
   </w:abstractNum>
-  <w:abstractNum w:abstractNumId="70202">
+  <w:abstractNum w:abstractNumId="882649">
     <w:lvl>
       <w:numFmt w:val="bullet"/>
       <w:suff w:val="tab"/>
@@ -1395,7 +1395,7 @@
       </w:rPr>
     </w:lvl>
   </w:abstractNum>
-  <w:abstractNum w:abstractNumId="70203">
+  <w:abstractNum w:abstractNumId="882650">
     <w:lvl>
       <w:numFmt w:val="bullet"/>
       <w:suff w:val="tab"/>
@@ -1405,7 +1405,7 @@
       </w:rPr>
     </w:lvl>
   </w:abstractNum>
-  <w:abstractNum w:abstractNumId="70204">
+  <w:abstractNum w:abstractNumId="882651">
     <w:lvl>
       <w:numFmt w:val="bullet"/>
       <w:suff w:val="tab"/>
@@ -1415,7 +1415,7 @@
       </w:rPr>
     </w:lvl>
   </w:abstractNum>
-  <w:abstractNum w:abstractNumId="70205">
+  <w:abstractNum w:abstractNumId="882652">
     <w:lvl>
       <w:numFmt w:val="bullet"/>
       <w:suff w:val="tab"/>
@@ -1425,7 +1425,7 @@
       </w:rPr>
     </w:lvl>
   </w:abstractNum>
-  <w:abstractNum w:abstractNumId="70206">
+  <w:abstractNum w:abstractNumId="882653">
     <w:lvl>
       <w:numFmt w:val="bullet"/>
       <w:suff w:val="tab"/>
@@ -1435,7 +1435,7 @@
       </w:rPr>
     </w:lvl>
   </w:abstractNum>
-  <w:abstractNum w:abstractNumId="70207">
+  <w:abstractNum w:abstractNumId="882654">
     <w:lvl>
       <w:numFmt w:val="bullet"/>
       <w:suff w:val="tab"/>
@@ -1445,7 +1445,7 @@
       </w:rPr>
     </w:lvl>
   </w:abstractNum>
-  <w:abstractNum w:abstractNumId="70208">
+  <w:abstractNum w:abstractNumId="882655">
     <w:lvl>
       <w:numFmt w:val="bullet"/>
       <w:suff w:val="tab"/>
@@ -1455,7 +1455,7 @@
       </w:rPr>
     </w:lvl>
   </w:abstractNum>
-  <w:abstractNum w:abstractNumId="70209">
+  <w:abstractNum w:abstractNumId="882656">
     <w:lvl>
       <w:numFmt w:val="bullet"/>
       <w:suff w:val="tab"/>
@@ -1465,7 +1465,7 @@
       </w:rPr>
     </w:lvl>
   </w:abstractNum>
-  <w:abstractNum w:abstractNumId="70210">
+  <w:abstractNum w:abstractNumId="882657">
     <w:lvl>
       <w:numFmt w:val="bullet"/>
       <w:suff w:val="tab"/>
@@ -1475,7 +1475,7 @@
       </w:rPr>
     </w:lvl>
   </w:abstractNum>
-  <w:abstractNum w:abstractNumId="70211">
+  <w:abstractNum w:abstractNumId="882658">
     <w:lvl>
       <w:numFmt w:val="bullet"/>
       <w:suff w:val="tab"/>
@@ -1485,7 +1485,7 @@
       </w:rPr>
     </w:lvl>
   </w:abstractNum>
-  <w:abstractNum w:abstractNumId="70212">
+  <w:abstractNum w:abstractNumId="882659">
     <w:lvl>
       <w:numFmt w:val="bullet"/>
       <w:suff w:val="tab"/>
@@ -1495,7 +1495,7 @@
       </w:rPr>
     </w:lvl>
   </w:abstractNum>
-  <w:abstractNum w:abstractNumId="70213">
+  <w:abstractNum w:abstractNumId="882660">
     <w:lvl>
       <w:numFmt w:val="bullet"/>
       <w:suff w:val="tab"/>
@@ -1505,7 +1505,7 @@
       </w:rPr>
     </w:lvl>
   </w:abstractNum>
-  <w:abstractNum w:abstractNumId="70214">
+  <w:abstractNum w:abstractNumId="882661">
     <w:lvl>
       <w:numFmt w:val="bullet"/>
       <w:suff w:val="tab"/>
@@ -1515,7 +1515,7 @@
       </w:rPr>
     </w:lvl>
   </w:abstractNum>
-  <w:abstractNum w:abstractNumId="70215">
+  <w:abstractNum w:abstractNumId="882662">
     <w:lvl>
       <w:numFmt w:val="bullet"/>
       <w:suff w:val="tab"/>
@@ -1525,7 +1525,7 @@
       </w:rPr>
     </w:lvl>
   </w:abstractNum>
-  <w:abstractNum w:abstractNumId="70216">
+  <w:abstractNum w:abstractNumId="882663">
     <w:lvl>
       <w:numFmt w:val="bullet"/>
       <w:suff w:val="tab"/>
@@ -1535,7 +1535,7 @@
       </w:rPr>
     </w:lvl>
   </w:abstractNum>
-  <w:abstractNum w:abstractNumId="70217">
+  <w:abstractNum w:abstractNumId="882664">
     <w:lvl>
       <w:numFmt w:val="bullet"/>
       <w:suff w:val="tab"/>
@@ -1545,7 +1545,7 @@
       </w:rPr>
     </w:lvl>
   </w:abstractNum>
-  <w:abstractNum w:abstractNumId="70218">
+  <w:abstractNum w:abstractNumId="882665">
     <w:lvl>
       <w:numFmt w:val="bullet"/>
       <w:suff w:val="tab"/>
@@ -1555,7 +1555,7 @@
       </w:rPr>
     </w:lvl>
   </w:abstractNum>
-  <w:abstractNum w:abstractNumId="70219">
+  <w:abstractNum w:abstractNumId="882666">
     <w:lvl>
       <w:numFmt w:val="bullet"/>
       <w:suff w:val="tab"/>
@@ -1565,7 +1565,7 @@
       </w:rPr>
     </w:lvl>
   </w:abstractNum>
-  <w:abstractNum w:abstractNumId="70220">
+  <w:abstractNum w:abstractNumId="882667">
     <w:lvl>
       <w:numFmt w:val="bullet"/>
       <w:suff w:val="tab"/>
@@ -1575,7 +1575,7 @@
       </w:rPr>
     </w:lvl>
   </w:abstractNum>
-  <w:abstractNum w:abstractNumId="70221">
+  <w:abstractNum w:abstractNumId="882668">
     <w:lvl>
       <w:numFmt w:val="bullet"/>
       <w:suff w:val="tab"/>
@@ -1585,7 +1585,7 @@
       </w:rPr>
     </w:lvl>
   </w:abstractNum>
-  <w:abstractNum w:abstractNumId="70222">
+  <w:abstractNum w:abstractNumId="882669">
     <w:lvl>
       <w:numFmt w:val="bullet"/>
       <w:suff w:val="tab"/>
@@ -1595,7 +1595,7 @@
       </w:rPr>
     </w:lvl>
   </w:abstractNum>
-  <w:abstractNum w:abstractNumId="70223">
+  <w:abstractNum w:abstractNumId="882670">
     <w:lvl>
       <w:numFmt w:val="bullet"/>
       <w:suff w:val="tab"/>
@@ -1605,7 +1605,7 @@
       </w:rPr>
     </w:lvl>
   </w:abstractNum>
-  <w:abstractNum w:abstractNumId="70224">
+  <w:abstractNum w:abstractNumId="882671">
     <w:lvl>
       <w:numFmt w:val="bullet"/>
       <w:suff w:val="tab"/>
@@ -1616,79 +1616,79 @@
     </w:lvl>
   </w:abstractNum>
   <w:num w:numId="1">
-    <w:abstractNumId w:val="70200"/>
+    <w:abstractNumId w:val="882647"/>
   </w:num>
   <w:num w:numId="2">
-    <w:abstractNumId w:val="70201"/>
+    <w:abstractNumId w:val="882648"/>
   </w:num>
   <w:num w:numId="3">
-    <w:abstractNumId w:val="70202"/>
+    <w:abstractNumId w:val="882649"/>
   </w:num>
   <w:num w:numId="4">
-    <w:abstractNumId w:val="70203"/>
+    <w:abstractNumId w:val="882650"/>
   </w:num>
   <w:num w:numId="5">
-    <w:abstractNumId w:val="70204"/>
+    <w:abstractNumId w:val="882651"/>
   </w:num>
   <w:num w:numId="6">
-    <w:abstractNumId w:val="70205"/>
+    <w:abstractNumId w:val="882652"/>
   </w:num>
   <w:num w:numId="7">
-    <w:abstractNumId w:val="70206"/>
+    <w:abstractNumId w:val="882653"/>
   </w:num>
   <w:num w:numId="8">
-    <w:abstractNumId w:val="70207"/>
+    <w:abstractNumId w:val="882654"/>
   </w:num>
   <w:num w:numId="9">
-    <w:abstractNumId w:val="70208"/>
+    <w:abstractNumId w:val="882655"/>
   </w:num>
   <w:num w:numId="10">
-    <w:abstractNumId w:val="70209"/>
+    <w:abstractNumId w:val="882656"/>
   </w:num>
   <w:num w:numId="11">
-    <w:abstractNumId w:val="70210"/>
+    <w:abstractNumId w:val="882657"/>
   </w:num>
   <w:num w:numId="12">
-    <w:abstractNumId w:val="70211"/>
+    <w:abstractNumId w:val="882658"/>
   </w:num>
   <w:num w:numId="13">
-    <w:abstractNumId w:val="70212"/>
+    <w:abstractNumId w:val="882659"/>
   </w:num>
   <w:num w:numId="14">
-    <w:abstractNumId w:val="70213"/>
+    <w:abstractNumId w:val="882660"/>
   </w:num>
   <w:num w:numId="15">
-    <w:abstractNumId w:val="70214"/>
+    <w:abstractNumId w:val="882661"/>
   </w:num>
   <w:num w:numId="16">
-    <w:abstractNumId w:val="70215"/>
+    <w:abstractNumId w:val="882662"/>
   </w:num>
   <w:num w:numId="17">
-    <w:abstractNumId w:val="70216"/>
+    <w:abstractNumId w:val="882663"/>
   </w:num>
   <w:num w:numId="18">
-    <w:abstractNumId w:val="70217"/>
+    <w:abstractNumId w:val="882664"/>
   </w:num>
   <w:num w:numId="19">
-    <w:abstractNumId w:val="70218"/>
+    <w:abstractNumId w:val="882665"/>
   </w:num>
   <w:num w:numId="20">
-    <w:abstractNumId w:val="70219"/>
+    <w:abstractNumId w:val="882666"/>
   </w:num>
   <w:num w:numId="21">
-    <w:abstractNumId w:val="70220"/>
+    <w:abstractNumId w:val="882667"/>
   </w:num>
   <w:num w:numId="22">
-    <w:abstractNumId w:val="70221"/>
+    <w:abstractNumId w:val="882668"/>
   </w:num>
   <w:num w:numId="23">
-    <w:abstractNumId w:val="70222"/>
+    <w:abstractNumId w:val="882669"/>
   </w:num>
   <w:num w:numId="24">
-    <w:abstractNumId w:val="70223"/>
+    <w:abstractNumId w:val="882670"/>
   </w:num>
   <w:num w:numId="25">
-    <w:abstractNumId w:val="70224"/>
+    <w:abstractNumId w:val="882671"/>
   </w:num>
 </w:numbering>
 </file>
